--- a/output/投研舆情晨报_2026-10-29.docx
+++ b/output/投研舆情晨报_2026-10-29.docx
@@ -19,7 +19,7 @@
           <w:color w:val="8A939E"/>
           <w:sz w:val="18"/>
         </w:rPr>
-        <w:t>覆盖 6 家媒体 · 入库 15,645 条 · 去重后 2,244 条 · 识别热点 58 个</w:t>
+        <w:t>覆盖 6 家媒体 · 入库 15,673 条 · 去重后 2,243 条 · 识别热点 50 个</w:t>
       </w:r>
     </w:p>
     <w:p>
@@ -126,7 +126,7 @@
           </w:tcPr>
           <w:p>
             <w:r>
-              <w:t>0.819</w:t>
+              <w:t>0.827</w:t>
             </w:r>
           </w:p>
         </w:tc>
@@ -188,7 +188,7 @@
           </w:tcPr>
           <w:p>
             <w:r>
-              <w:t>0.742</w:t>
+              <w:t>0.806</w:t>
             </w:r>
           </w:p>
         </w:tc>
@@ -218,7 +218,7 @@
           </w:tcPr>
           <w:p>
             <w:r>
-              <w:t>日经225指数收盘上涨1.73% Anthropic提交美国</w:t>
+              <w:t>美股三大股指小幅高开，道指涨0.05%，标普500指数涨0.</w:t>
             </w:r>
           </w:p>
         </w:tc>
@@ -228,7 +228,7 @@
           </w:tcPr>
           <w:p>
             <w:r>
-              <w:t>32/3</w:t>
+              <w:t>26/3</w:t>
             </w:r>
           </w:p>
         </w:tc>
@@ -250,7 +250,131 @@
           </w:tcPr>
           <w:p>
             <w:r>
-              <w:t>0.592</w:t>
+              <w:t>0.709</w:t>
+            </w:r>
+          </w:p>
+        </w:tc>
+        <w:tc>
+          <w:tcPr>
+            <w:tcW w:type="dxa" w:w="1440"/>
+          </w:tcPr>
+          <w:p>
+            <w:r>
+              <w:t>爆点</w:t>
+            </w:r>
+          </w:p>
+        </w:tc>
+        <w:tc>
+          <w:tcPr>
+            <w:tcW w:type="dxa" w:w="1440"/>
+          </w:tcPr>
+          <w:p>
+            <w:r>
+              <w:t>宏观政策</w:t>
+            </w:r>
+          </w:p>
+        </w:tc>
+        <w:tc>
+          <w:tcPr>
+            <w:tcW w:type="dxa" w:w="1440"/>
+          </w:tcPr>
+          <w:p>
+            <w:r>
+              <w:t>随着英国财政大臣发表讲话，英国10年期国债收益率进一步下降，</w:t>
+            </w:r>
+          </w:p>
+        </w:tc>
+        <w:tc>
+          <w:tcPr>
+            <w:tcW w:type="dxa" w:w="1440"/>
+          </w:tcPr>
+          <w:p>
+            <w:r>
+              <w:t>16/3</w:t>
+            </w:r>
+          </w:p>
+        </w:tc>
+      </w:tr>
+      <w:tr>
+        <w:tc>
+          <w:tcPr>
+            <w:tcW w:type="dxa" w:w="1440"/>
+          </w:tcPr>
+          <w:p>
+            <w:r>
+              <w:t>4</w:t>
+            </w:r>
+          </w:p>
+        </w:tc>
+        <w:tc>
+          <w:tcPr>
+            <w:tcW w:type="dxa" w:w="1440"/>
+          </w:tcPr>
+          <w:p>
+            <w:r>
+              <w:t>0.638</w:t>
+            </w:r>
+          </w:p>
+        </w:tc>
+        <w:tc>
+          <w:tcPr>
+            <w:tcW w:type="dxa" w:w="1440"/>
+          </w:tcPr>
+          <w:p>
+            <w:r>
+              <w:t>爆点</w:t>
+            </w:r>
+          </w:p>
+        </w:tc>
+        <w:tc>
+          <w:tcPr>
+            <w:tcW w:type="dxa" w:w="1440"/>
+          </w:tcPr>
+          <w:p>
+            <w:r>
+              <w:t>国际市场</w:t>
+            </w:r>
+          </w:p>
+        </w:tc>
+        <w:tc>
+          <w:tcPr>
+            <w:tcW w:type="dxa" w:w="1440"/>
+          </w:tcPr>
+          <w:p>
+            <w:r>
+              <w:t>美股三大股指集体低开，道指跌0.45%，标普500指数跌0.</w:t>
+            </w:r>
+          </w:p>
+        </w:tc>
+        <w:tc>
+          <w:tcPr>
+            <w:tcW w:type="dxa" w:w="1440"/>
+          </w:tcPr>
+          <w:p>
+            <w:r>
+              <w:t>13/3</w:t>
+            </w:r>
+          </w:p>
+        </w:tc>
+      </w:tr>
+      <w:tr>
+        <w:tc>
+          <w:tcPr>
+            <w:tcW w:type="dxa" w:w="1440"/>
+          </w:tcPr>
+          <w:p>
+            <w:r>
+              <w:t>5</w:t>
+            </w:r>
+          </w:p>
+        </w:tc>
+        <w:tc>
+          <w:tcPr>
+            <w:tcW w:type="dxa" w:w="1440"/>
+          </w:tcPr>
+          <w:p>
+            <w:r>
+              <w:t>0.635</w:t>
             </w:r>
           </w:p>
         </w:tc>
@@ -280,7 +404,7 @@
           </w:tcPr>
           <w:p>
             <w:r>
-              <w:t>夜盘期货开盘，焦煤涨近3%，纯碱涨近2%，玻璃、合成橡胶、乙</w:t>
+              <w:t>商品期货开盘，焦煤主力合约涨超3%，焦炭、纯碱、碳酸锂涨超2</w:t>
             </w:r>
           </w:p>
         </w:tc>
@@ -290,7 +414,7 @@
           </w:tcPr>
           <w:p>
             <w:r>
-              <w:t>9/3</w:t>
+              <w:t>10/3</w:t>
             </w:r>
           </w:p>
         </w:tc>
@@ -302,7 +426,7 @@
           </w:tcPr>
           <w:p>
             <w:r>
-              <w:t>4</w:t>
+              <w:t>6</w:t>
             </w:r>
           </w:p>
         </w:tc>
@@ -312,7 +436,7 @@
           </w:tcPr>
           <w:p>
             <w:r>
-              <w:t>0.580</w:t>
+              <w:t>0.629</w:t>
             </w:r>
           </w:p>
         </w:tc>
@@ -322,7 +446,131 @@
           </w:tcPr>
           <w:p>
             <w:r>
-              <w:t>爆点</w:t>
+              <w:t>高热</w:t>
+            </w:r>
+          </w:p>
+        </w:tc>
+        <w:tc>
+          <w:tcPr>
+            <w:tcW w:type="dxa" w:w="1440"/>
+          </w:tcPr>
+          <w:p>
+            <w:r>
+              <w:t>宏观政策</w:t>
+            </w:r>
+          </w:p>
+        </w:tc>
+        <w:tc>
+          <w:tcPr>
+            <w:tcW w:type="dxa" w:w="1440"/>
+          </w:tcPr>
+          <w:p>
+            <w:r>
+              <w:t>央行上海总部：9月末上海“五篇大文章”贷款余额同比增长11.</w:t>
+            </w:r>
+          </w:p>
+        </w:tc>
+        <w:tc>
+          <w:tcPr>
+            <w:tcW w:type="dxa" w:w="1440"/>
+          </w:tcPr>
+          <w:p>
+            <w:r>
+              <w:t>11/3</w:t>
+            </w:r>
+          </w:p>
+        </w:tc>
+      </w:tr>
+      <w:tr>
+        <w:tc>
+          <w:tcPr>
+            <w:tcW w:type="dxa" w:w="1440"/>
+          </w:tcPr>
+          <w:p>
+            <w:r>
+              <w:t>7</w:t>
+            </w:r>
+          </w:p>
+        </w:tc>
+        <w:tc>
+          <w:tcPr>
+            <w:tcW w:type="dxa" w:w="1440"/>
+          </w:tcPr>
+          <w:p>
+            <w:r>
+              <w:t>0.591</w:t>
+            </w:r>
+          </w:p>
+        </w:tc>
+        <w:tc>
+          <w:tcPr>
+            <w:tcW w:type="dxa" w:w="1440"/>
+          </w:tcPr>
+          <w:p>
+            <w:r>
+              <w:t>高热</w:t>
+            </w:r>
+          </w:p>
+        </w:tc>
+        <w:tc>
+          <w:tcPr>
+            <w:tcW w:type="dxa" w:w="1440"/>
+          </w:tcPr>
+          <w:p>
+            <w:r>
+              <w:t>宏观政策</w:t>
+            </w:r>
+          </w:p>
+        </w:tc>
+        <w:tc>
+          <w:tcPr>
+            <w:tcW w:type="dxa" w:w="1440"/>
+          </w:tcPr>
+          <w:p>
+            <w:r>
+              <w:t xml:space="preserve">【中国银河宏观】利润回弹并非反转：内需边际改善，趋势待验证 </w:t>
+            </w:r>
+          </w:p>
+        </w:tc>
+        <w:tc>
+          <w:tcPr>
+            <w:tcW w:type="dxa" w:w="1440"/>
+          </w:tcPr>
+          <w:p>
+            <w:r>
+              <w:t>8/2</w:t>
+            </w:r>
+          </w:p>
+        </w:tc>
+      </w:tr>
+      <w:tr>
+        <w:tc>
+          <w:tcPr>
+            <w:tcW w:type="dxa" w:w="1440"/>
+          </w:tcPr>
+          <w:p>
+            <w:r>
+              <w:t>8</w:t>
+            </w:r>
+          </w:p>
+        </w:tc>
+        <w:tc>
+          <w:tcPr>
+            <w:tcW w:type="dxa" w:w="1440"/>
+          </w:tcPr>
+          <w:p>
+            <w:r>
+              <w:t>0.585</w:t>
+            </w:r>
+          </w:p>
+        </w:tc>
+        <w:tc>
+          <w:tcPr>
+            <w:tcW w:type="dxa" w:w="1440"/>
+          </w:tcPr>
+          <w:p>
+            <w:r>
+              <w:t>高热</w:t>
             </w:r>
           </w:p>
         </w:tc>
@@ -364,254 +612,6 @@
           </w:tcPr>
           <w:p>
             <w:r>
-              <w:t>5</w:t>
-            </w:r>
-          </w:p>
-        </w:tc>
-        <w:tc>
-          <w:tcPr>
-            <w:tcW w:type="dxa" w:w="1440"/>
-          </w:tcPr>
-          <w:p>
-            <w:r>
-              <w:t>0.578</w:t>
-            </w:r>
-          </w:p>
-        </w:tc>
-        <w:tc>
-          <w:tcPr>
-            <w:tcW w:type="dxa" w:w="1440"/>
-          </w:tcPr>
-          <w:p>
-            <w:r>
-              <w:t>爆点</w:t>
-            </w:r>
-          </w:p>
-        </w:tc>
-        <w:tc>
-          <w:tcPr>
-            <w:tcW w:type="dxa" w:w="1440"/>
-          </w:tcPr>
-          <w:p>
-            <w:r>
-              <w:t>综合</w:t>
-            </w:r>
-          </w:p>
-        </w:tc>
-        <w:tc>
-          <w:tcPr>
-            <w:tcW w:type="dxa" w:w="1440"/>
-          </w:tcPr>
-          <w:p>
-            <w:r>
-              <w:t>8000亿元新型政策性金融工具投放完成 资金到位节奏快于预期</w:t>
-            </w:r>
-          </w:p>
-        </w:tc>
-        <w:tc>
-          <w:tcPr>
-            <w:tcW w:type="dxa" w:w="1440"/>
-          </w:tcPr>
-          <w:p>
-            <w:r>
-              <w:t>6/3</w:t>
-            </w:r>
-          </w:p>
-        </w:tc>
-      </w:tr>
-      <w:tr>
-        <w:tc>
-          <w:tcPr>
-            <w:tcW w:type="dxa" w:w="1440"/>
-          </w:tcPr>
-          <w:p>
-            <w:r>
-              <w:t>6</w:t>
-            </w:r>
-          </w:p>
-        </w:tc>
-        <w:tc>
-          <w:tcPr>
-            <w:tcW w:type="dxa" w:w="1440"/>
-          </w:tcPr>
-          <w:p>
-            <w:r>
-              <w:t>0.569</w:t>
-            </w:r>
-          </w:p>
-        </w:tc>
-        <w:tc>
-          <w:tcPr>
-            <w:tcW w:type="dxa" w:w="1440"/>
-          </w:tcPr>
-          <w:p>
-            <w:r>
-              <w:t>高热</w:t>
-            </w:r>
-          </w:p>
-        </w:tc>
-        <w:tc>
-          <w:tcPr>
-            <w:tcW w:type="dxa" w:w="1440"/>
-          </w:tcPr>
-          <w:p>
-            <w:r>
-              <w:t>宏观政策</w:t>
-            </w:r>
-          </w:p>
-        </w:tc>
-        <w:tc>
-          <w:tcPr>
-            <w:tcW w:type="dxa" w:w="1440"/>
-          </w:tcPr>
-          <w:p>
-            <w:r>
-              <w:t xml:space="preserve">【中国银河宏观】利润回弹并非反转：内需边际改善，趋势待验证 </w:t>
-            </w:r>
-          </w:p>
-        </w:tc>
-        <w:tc>
-          <w:tcPr>
-            <w:tcW w:type="dxa" w:w="1440"/>
-          </w:tcPr>
-          <w:p>
-            <w:r>
-              <w:t>10/2</w:t>
-            </w:r>
-          </w:p>
-        </w:tc>
-      </w:tr>
-      <w:tr>
-        <w:tc>
-          <w:tcPr>
-            <w:tcW w:type="dxa" w:w="1440"/>
-          </w:tcPr>
-          <w:p>
-            <w:r>
-              <w:t>7</w:t>
-            </w:r>
-          </w:p>
-        </w:tc>
-        <w:tc>
-          <w:tcPr>
-            <w:tcW w:type="dxa" w:w="1440"/>
-          </w:tcPr>
-          <w:p>
-            <w:r>
-              <w:t>0.566</w:t>
-            </w:r>
-          </w:p>
-        </w:tc>
-        <w:tc>
-          <w:tcPr>
-            <w:tcW w:type="dxa" w:w="1440"/>
-          </w:tcPr>
-          <w:p>
-            <w:r>
-              <w:t>高热</w:t>
-            </w:r>
-          </w:p>
-        </w:tc>
-        <w:tc>
-          <w:tcPr>
-            <w:tcW w:type="dxa" w:w="1440"/>
-          </w:tcPr>
-          <w:p>
-            <w:r>
-              <w:t>国际市场</w:t>
-            </w:r>
-          </w:p>
-        </w:tc>
-        <w:tc>
-          <w:tcPr>
-            <w:tcW w:type="dxa" w:w="1440"/>
-          </w:tcPr>
-          <w:p>
-            <w:r>
-              <w:t>汇丰第三季度税前利润增长32%仍不及预期，股价跌至20周低点</w:t>
-            </w:r>
-          </w:p>
-        </w:tc>
-        <w:tc>
-          <w:tcPr>
-            <w:tcW w:type="dxa" w:w="1440"/>
-          </w:tcPr>
-          <w:p>
-            <w:r>
-              <w:t>7/2</w:t>
-            </w:r>
-          </w:p>
-        </w:tc>
-      </w:tr>
-      <w:tr>
-        <w:tc>
-          <w:tcPr>
-            <w:tcW w:type="dxa" w:w="1440"/>
-          </w:tcPr>
-          <w:p>
-            <w:r>
-              <w:t>8</w:t>
-            </w:r>
-          </w:p>
-        </w:tc>
-        <w:tc>
-          <w:tcPr>
-            <w:tcW w:type="dxa" w:w="1440"/>
-          </w:tcPr>
-          <w:p>
-            <w:r>
-              <w:t>0.524</w:t>
-            </w:r>
-          </w:p>
-        </w:tc>
-        <w:tc>
-          <w:tcPr>
-            <w:tcW w:type="dxa" w:w="1440"/>
-          </w:tcPr>
-          <w:p>
-            <w:r>
-              <w:t>高热</w:t>
-            </w:r>
-          </w:p>
-        </w:tc>
-        <w:tc>
-          <w:tcPr>
-            <w:tcW w:type="dxa" w:w="1440"/>
-          </w:tcPr>
-          <w:p>
-            <w:r>
-              <w:t>宏观政策</w:t>
-            </w:r>
-          </w:p>
-        </w:tc>
-        <w:tc>
-          <w:tcPr>
-            <w:tcW w:type="dxa" w:w="1440"/>
-          </w:tcPr>
-          <w:p>
-            <w:r>
-              <w:t>加拿大央行政策利率 2.5%，预期 2.5%，前值 2.25</w:t>
-            </w:r>
-          </w:p>
-        </w:tc>
-        <w:tc>
-          <w:tcPr>
-            <w:tcW w:type="dxa" w:w="1440"/>
-          </w:tcPr>
-          <w:p>
-            <w:r>
-              <w:t>6/3</w:t>
-            </w:r>
-          </w:p>
-        </w:tc>
-      </w:tr>
-      <w:tr>
-        <w:tc>
-          <w:tcPr>
-            <w:tcW w:type="dxa" w:w="1440"/>
-          </w:tcPr>
-          <w:p>
-            <w:r>
               <w:t>9</w:t>
             </w:r>
           </w:p>
@@ -622,7 +622,7 @@
           </w:tcPr>
           <w:p>
             <w:r>
-              <w:t>0.518</w:t>
+              <w:t>0.545</w:t>
             </w:r>
           </w:p>
         </w:tc>
@@ -652,7 +652,7 @@
           </w:tcPr>
           <w:p>
             <w:r>
-              <w:t>美国9月扣除飞机非国防资本耐用品订单环比初值 0.5%，预期</w:t>
+              <w:t>三星SDI第三季度销售额为4.69万亿韩元，此前预期为4.0</w:t>
             </w:r>
           </w:p>
         </w:tc>
@@ -662,7 +662,7 @@
           </w:tcPr>
           <w:p>
             <w:r>
-              <w:t>5/2</w:t>
+              <w:t>11/2</w:t>
             </w:r>
           </w:p>
         </w:tc>
@@ -684,7 +684,7 @@
           </w:tcPr>
           <w:p>
             <w:r>
-              <w:t>0.503</w:t>
+              <w:t>0.529</w:t>
             </w:r>
           </w:p>
         </w:tc>
@@ -724,7 +724,7 @@
           </w:tcPr>
           <w:p>
             <w:r>
-              <w:t>10/2</w:t>
+              <w:t>13/2</w:t>
             </w:r>
           </w:p>
         </w:tc>
@@ -755,7 +755,7 @@
           <w:color w:val="8A939E"/>
           <w:sz w:val="18"/>
         </w:rPr>
-        <w:t>热度 0.819（爆点）· 29 篇 / 3 家媒体 · 半导体</w:t>
+        <w:t>热度 0.827（爆点）· 29 篇 / 3 家媒体 · 半导体</w:t>
       </w:r>
     </w:p>
     <w:p>
@@ -767,7 +767,7 @@
         <w:t>事件概述：</w:t>
       </w:r>
       <w:r>
-        <w:t>「科技股大幅反弹！AI硬件显著回暖，创业板人工智能ETF华宝（159363）标的指数收涨4.81%」由 29 篇报道聚合而成，覆盖 3 家媒体，热度 0.819（爆点），所属板块类目：半导体。</w:t>
+        <w:t>「科技股大幅反弹！AI硬件显著回暖，创业板人工智能ETF华宝（159363）标的指数收涨4.81%」由 29 篇报道聚合而成，覆盖 3 家媒体，热度 0.827（爆点），所属板块类目：半导体。</w:t>
       </w:r>
     </w:p>
     <w:p>
@@ -812,7 +812,7 @@
           <w:color w:val="8A939E"/>
           <w:sz w:val="17"/>
         </w:rPr>
-        <w:t>引用：[1]科技股大幅反弹！AI硬件显著回暖，创业板人工智能ET / [2]资金情绪回暖 科技股带动A股市场放量反弹 / [3]人工智能ETF华富(515980)标的指数盘中冲高涨 / [4]存储芯片、CPO概念股爆发，中际旭创涨超10%，机器</w:t>
+        <w:t>引用：[1]科技股大幅反弹！AI硬件显著回暖，创业板人工智能ET / [2]资金情绪回暖 科技股带动A股市场放量反弹 / [3]人工智能ETF华富(515980)标的指数盘中冲高涨 / [4]创业板指涨超2%，沪指涨0.69%，深成指涨1.34</w:t>
       </w:r>
     </w:p>
     <w:p>
@@ -820,7 +820,7 @@
         <w:pStyle w:val="Heading2"/>
       </w:pPr>
       <w:r>
-        <w:t>日经225指数收盘上涨1.73% Anthropic提交美国IPO申请提振AI个股</w:t>
+        <w:t>美股三大股指小幅高开，道指涨0.05%，标普500指数涨0.19%，纳指涨0.2</w:t>
       </w:r>
     </w:p>
     <w:p>
@@ -829,7 +829,7 @@
           <w:color w:val="8A939E"/>
           <w:sz w:val="18"/>
         </w:rPr>
-        <w:t>热度 0.742（爆点）· 32 篇 / 3 家媒体 · 半导体</w:t>
+        <w:t>热度 0.806（爆点）· 26 篇 / 3 家媒体 · 半导体</w:t>
       </w:r>
     </w:p>
     <w:p>
@@ -841,7 +841,7 @@
         <w:t>事件概述：</w:t>
       </w:r>
       <w:r>
-        <w:t>「日经225指数收盘上涨1.73% Anthropic提交美国IPO申请提振AI个股」由 32 篇报道聚合而成，覆盖 3 家媒体，热度 0.742（爆点），所属板块类目：半导体。</w:t>
+        <w:t>「美股三大股指小幅高开，道指涨0.05%，标普500指数涨0.19%，纳指涨0.2」由 26 篇报道聚合而成，覆盖 3 家媒体，热度 0.806（爆点），所属板块类目：半导体。</w:t>
       </w:r>
     </w:p>
     <w:p>
@@ -853,7 +853,7 @@
         <w:t>关键信息：</w:t>
       </w:r>
       <w:r>
-        <w:t>日经225指数收盘上涨1.73% Anthropic提交美国IPO申请提振AI个；日经指数涨1.1%，芯片股领涨，AI投资热潮提振市场；10月28日收盘：纳指涨超1% 芯片股走强 市场静待美联储决议</w:t>
+        <w:t>美股三大股指小幅高开，道指涨0.05%，标普500指数涨0.19%，纳指涨0.2；10月29日收盘：美股三大股指收高 标普道指纳指三连涨；开盘：美联储决议出炉前夕，三大股指齐涨，受 SK 海力士业绩大增提振</w:t>
       </w:r>
     </w:p>
     <w:p>
@@ -886,7 +886,7 @@
           <w:color w:val="8A939E"/>
           <w:sz w:val="17"/>
         </w:rPr>
-        <w:t>引用：[1]日经225指数收盘上涨1.73% Anthropic / [2]日经指数涨1.1%，芯片股领涨，AI投资热潮提振市场 / [3]10月28日收盘：纳指涨超1% 芯片股走强 市场静待 / [4]Anthropic官宣IPO申报文件，AI交易行情重</w:t>
+        <w:t>引用：[1]美股三大股指小幅高开，道指涨0.05%，标普500指 / [2]10月29日收盘：美股三大股指收高 标普道指纳指三连 / [3]开盘：美联储决议出炉前夕，三大股指齐涨，受 SK 海 / [4]美股三大指数集体高开 SK海力士涨超8%</w:t>
       </w:r>
     </w:p>
     <w:p>
@@ -894,7 +894,7 @@
         <w:pStyle w:val="Heading2"/>
       </w:pPr>
       <w:r>
-        <w:t>夜盘期货开盘，焦煤涨近3%，纯碱涨近2%，玻璃、合成橡胶、乙二醇（EG）、聚丙烯</w:t>
+        <w:t>随着英国财政大臣发表讲话，英国10年期国债收益率进一步下降，最新下行1.4个基点</w:t>
       </w:r>
     </w:p>
     <w:p>
@@ -903,7 +903,7 @@
           <w:color w:val="8A939E"/>
           <w:sz w:val="18"/>
         </w:rPr>
-        <w:t>热度 0.592（爆点）· 9 篇 / 3 家媒体 · 大宗与能化</w:t>
+        <w:t>热度 0.709（爆点）· 16 篇 / 3 家媒体 · 宏观政策</w:t>
       </w:r>
     </w:p>
     <w:p>
@@ -915,7 +915,7 @@
         <w:t>事件概述：</w:t>
       </w:r>
       <w:r>
-        <w:t>「夜盘期货开盘，焦煤涨近3%，纯碱涨近2%，玻璃、合成橡胶、乙二醇（EG）、聚丙烯」由 9 篇报道聚合而成，覆盖 3 家媒体，热度 0.592（爆点），所属板块类目：大宗与能化。</w:t>
+        <w:t>「随着英国财政大臣发表讲话，英国10年期国债收益率进一步下降，最新下行1.4个基点」由 16 篇报道聚合而成，覆盖 3 家媒体，热度 0.709（爆点），所属板块类目：宏观政策。</w:t>
       </w:r>
     </w:p>
     <w:p>
@@ -927,7 +927,7 @@
         <w:t>关键信息：</w:t>
       </w:r>
       <w:r>
-        <w:t>夜盘期货开盘，焦煤涨近3%，纯碱涨近2%，玻璃、合成橡胶、乙二醇（EG）、聚丙烯；国内商品期货夜盘开盘 主力合约多数上涨；夜盘期货开盘，沥青涨超3%，乙二醇、燃油、原油涨超2%，塑料、甲醇、短纤、瓶片、</w:t>
+        <w:t>随着英国财政大臣发表讲话，英国10年期国债收益率进一步下降，最新下行1.4个基点；英国国债上涨，30年期国债收益率下行3个基点至5.72%。；英国国债上涨 2506亿英镑发债计划基本符合预期</w:t>
       </w:r>
     </w:p>
     <w:p>
@@ -960,7 +960,7 @@
           <w:color w:val="8A939E"/>
           <w:sz w:val="17"/>
         </w:rPr>
-        <w:t>引用：[1]夜盘期货开盘，焦煤涨近3%，纯碱涨近2%，玻璃、合成 / [2]国内商品期货夜盘开盘 主力合约多数上涨 / [3]夜盘期货开盘，沥青涨超3%，乙二醇、燃油、原油涨超2 / [4]开盘|国内期货主力合约涨多跌少，焦煤涨超3%</w:t>
+        <w:t>引用：[1]随着英国财政大臣发表讲话，英国10年期国债收益率进一 / [2]英国国债上涨，30年期国债收益率下行3个基点至5.7 / [3]英国国债上涨 2506亿英镑发债计划基本符合预期 / [4]德国国债延续涨势，10年期国债收益率下行5个基点至3</w:t>
       </w:r>
     </w:p>
     <w:p>
@@ -968,7 +968,7 @@
         <w:pStyle w:val="Heading2"/>
       </w:pPr>
       <w:r>
-        <w:t>在巴西总统选举中落败的自由党候选人弗拉维奥·博索纳罗抵达美国迈阿密</w:t>
+        <w:t>美股三大股指集体低开，道指跌0.45%，标普500指数跌0.5%，纳指跌1.35</w:t>
       </w:r>
     </w:p>
     <w:p>
@@ -977,7 +977,7 @@
           <w:color w:val="8A939E"/>
           <w:sz w:val="18"/>
         </w:rPr>
-        <w:t>热度 0.580（爆点）· 9 篇 / 3 家媒体 · 综合</w:t>
+        <w:t>热度 0.638（爆点）· 13 篇 / 3 家媒体 · 国际市场</w:t>
       </w:r>
     </w:p>
     <w:p>
@@ -989,7 +989,7 @@
         <w:t>事件概述：</w:t>
       </w:r>
       <w:r>
-        <w:t>「在巴西总统选举中落败的自由党候选人弗拉维奥·博索纳罗抵达美国迈阿密」由 9 篇报道聚合而成，覆盖 3 家媒体，热度 0.58（爆点），所属板块类目：综合。</w:t>
+        <w:t>「美股三大股指集体低开，道指跌0.45%，标普500指数跌0.5%，纳指跌1.35」由 13 篇报道聚合而成，覆盖 3 家媒体，热度 0.638（爆点），所属板块类目：国际市场。</w:t>
       </w:r>
     </w:p>
     <w:p>
@@ -1001,7 +1001,7 @@
         <w:t>关键信息：</w:t>
       </w:r>
       <w:r>
-        <w:t>在巴西总统选举中落败的自由党候选人弗拉维奥·博索纳罗抵达美国迈阿密；巴西自由党众议员称弗拉维奥·博索纳罗已前往美国；巴西参议员博索纳罗抵达美国</w:t>
+        <w:t>美股三大股指集体低开，道指跌0.45%，标普500指数跌0.5%，纳指跌1.35；开盘：三大股指集体低开 字母表、卡特彼勒发布财报后大跌；10月29日收盘：美股三大股指收高 标普道指纳指三连涨</w:t>
       </w:r>
     </w:p>
     <w:p>
@@ -1034,7 +1034,7 @@
           <w:color w:val="8A939E"/>
           <w:sz w:val="17"/>
         </w:rPr>
-        <w:t>引用：[1]在巴西总统选举中落败的自由党候选人弗拉维奥·博索纳罗 / [2]巴西自由党众议员称弗拉维奥·博索纳罗已前往美国 / [3]巴西参议员博索纳罗抵达美国 / [4]博索纳罗放弃挑战巴西大选结果 其所属政党承认败选</w:t>
+        <w:t>引用：[1]美股三大股指集体低开，道指跌0.45%，标普500指 / [2]开盘：三大股指集体低开 字母表、卡特彼勒发布财报后大 / [3]10月29日收盘：美股三大股指收高 标普道指纳指三连 / [4]美股三大股指小幅高开，道指涨0.05%，标普500指</w:t>
       </w:r>
     </w:p>
     <w:p>
@@ -1042,7 +1042,7 @@
         <w:pStyle w:val="Heading2"/>
       </w:pPr>
       <w:r>
-        <w:t>8000亿元新型政策性金融工具投放完成 资金到位节奏快于预期，成为稳投资扩内需关键抓手</w:t>
+        <w:t>商品期货开盘，焦煤主力合约涨超3%，焦炭、纯碱、碳酸锂涨超2%。集运欧线跌超3%</w:t>
       </w:r>
     </w:p>
     <w:p>
@@ -1051,7 +1051,7 @@
           <w:color w:val="8A939E"/>
           <w:sz w:val="18"/>
         </w:rPr>
-        <w:t>热度 0.578（爆点）· 6 篇 / 3 家媒体 · 综合</w:t>
+        <w:t>热度 0.635（爆点）· 10 篇 / 3 家媒体 · 大宗与能化</w:t>
       </w:r>
     </w:p>
     <w:p>
@@ -1063,7 +1063,7 @@
         <w:t>事件概述：</w:t>
       </w:r>
       <w:r>
-        <w:t>「8000亿元新型政策性金融工具投放完成 资金到位节奏快于预期，成为稳投资扩内需关键抓手」由 6 篇报道聚合而成，覆盖 3 家媒体，热度 0.578（爆点），所属板块类目：综合。</w:t>
+        <w:t>「商品期货开盘，焦煤主力合约涨超3%，焦炭、纯碱、碳酸锂涨超2%。集运欧线跌超3%」由 10 篇报道聚合而成，覆盖 3 家媒体，热度 0.635（爆点），所属板块类目：大宗与能化。</w:t>
       </w:r>
     </w:p>
     <w:p>
@@ -1075,7 +1075,7 @@
         <w:t>关键信息：</w:t>
       </w:r>
       <w:r>
-        <w:t>8000亿元新型政策性金融工具投放完成 资金到位节奏快于预期，成为稳投资扩内需关；8000亿元新型政策性金融工具投放完成；进出口银行完成2026年新型政策性金融工具投放任务 拉动总投资逾1.7万亿元</w:t>
+        <w:t>商品期货开盘，焦煤主力合约涨超3%，焦炭、纯碱、碳酸锂涨超2%。集运欧线跌超3%；开盘|国内期货主力合约涨多跌少，焦煤涨超3%；商品期货开盘，燃料油、沥青主力合约涨超3%，丙烯、短纤、塑料、瓶片涨超2%。碳酸</w:t>
       </w:r>
     </w:p>
     <w:p>
@@ -1087,7 +1087,7 @@
         <w:t>市场影响：</w:t>
       </w:r>
       <w:r>
-        <w:t>关联板块代码：BK000199。（LLM 不可用，未生成研判，以上为检索与统计事实）</w:t>
+        <w:t>关联板块代码：本簇未携带板块标签。（LLM 不可用，未生成研判，以上为检索与统计事实）</w:t>
       </w:r>
     </w:p>
     <w:p>
@@ -1108,7 +1108,7 @@
           <w:color w:val="8A939E"/>
           <w:sz w:val="17"/>
         </w:rPr>
-        <w:t>引用：[1]8000亿元新型政策性金融工具投放完成 资金到位节奏 / [2]8000亿元新型政策性金融工具投放完成 / [3]进出口银行完成2026年新型政策性金融工具投放任务  / [4]国开新型政策性金融工具3650亿元投放完成</w:t>
+        <w:t>引用：[1]商品期货开盘，焦煤主力合约涨超3%，焦炭、纯碱、碳酸 / [2]开盘|国内期货主力合约涨多跌少，焦煤涨超3% / [3]商品期货开盘，燃料油、沥青主力合约涨超3%，丙烯、短 / [4]国内商品期货夜盘开盘 主力合约多数上涨</w:t>
       </w:r>
     </w:p>
     <w:p>
@@ -1127,7 +1127,7 @@
         <w:pStyle w:val="ListBullet"/>
       </w:pPr>
       <w:r>
-        <w:t>采集：6 家媒体公开接口，累计入库 15,645 条</w:t>
+        <w:t>采集：6 家媒体公开接口，累计入库 15,673 条</w:t>
       </w:r>
     </w:p>
     <w:p>
@@ -1135,7 +1135,7 @@
         <w:pStyle w:val="ListBullet"/>
       </w:pPr>
       <w:r>
-        <w:t>三层去重：2,460 → 2,244 条（精确86/SimHash7/语义123）</w:t>
+        <w:t>三层去重：2,441 → 2,243 条（精确72/SimHash10/语义116）</w:t>
       </w:r>
     </w:p>
     <w:p>
